--- a/examples/helloworld.docx
+++ b/examples/helloworld.docx
@@ -18,10 +18,7 @@
         <w:pStyle w:val="a6"/>
       </w:pPr>
       <w:r>
-        <w:rPr>
-          <w:rFonts w:hint="eastAsia"/>
-        </w:rPr>
-        <w:t xml:space="preserve">这是副标题</w:t>
+        <w:t xml:space="preserve">SunQuarTeX Examples</w:t>
       </w:r>
     </w:p>
     <w:p>
